--- a/downloads/teacher/04 Units/Unit 01 - Nutrition and Wellness - Kitchen Skills and Smart Eating/Lesson 01.04 - The Kitchen Safety Contract and Exam.docx
+++ b/downloads/teacher/04 Units/Unit 01 - Nutrition and Wellness - Kitchen Skills and Smart Eating/Lesson 01.04 - The Kitchen Safety Contract and Exam.docx
@@ -242,17 +242,29 @@
       <w:r>
         <w:t xml:space="preserve">By the end of this lesson, students will be able to:</w:t>
       </w:r>
-      <w:r>
-        <w:t xml:space="preserve"> </w:t>
-      </w:r>
-      <w:r>
-        <w:t xml:space="preserve">1. (Low) Without notes, list the six steps of the lab sanitation routine in order (start: hair back, sleeves up, wash hands, sanitize surfaces; during: clean as you go; end: station check before dismissal) and state the purpose of each.</w:t>
-      </w:r>
-      <w:r>
-        <w:t xml:space="preserve"> </w:t>
-      </w:r>
-      <w:r>
-        <w:t xml:space="preserve">2. (Mid) Working in a team, turn the Hazard Hunt rankings and the rules from Lessons 1.2 and 1.3 into three proposed contract rules written as</w:t>
+    </w:p>
+    <w:p>
+      <w:pPr>
+        <w:numPr>
+          <w:ilvl w:val="0"/>
+          <w:numId w:val="1002"/>
+        </w:numPr>
+        <w:pStyle w:val="Compact"/>
+      </w:pPr>
+      <w:r>
+        <w:t xml:space="preserve">(Low) Without notes, list the six steps of the lab sanitation routine in order (start: hair back, sleeves up, wash hands, sanitize surfaces; during: clean as you go; end: station check before dismissal) and state the purpose of each.</w:t>
+      </w:r>
+    </w:p>
+    <w:p>
+      <w:pPr>
+        <w:numPr>
+          <w:ilvl w:val="0"/>
+          <w:numId w:val="1002"/>
+        </w:numPr>
+        <w:pStyle w:val="Compact"/>
+      </w:pPr>
+      <w:r>
+        <w:t xml:space="preserve">(Mid) Working in a team, turn the Hazard Hunt rankings and the rules from Lessons 1.2 and 1.3 into three proposed contract rules written as</w:t>
       </w:r>
       <w:r>
         <w:t xml:space="preserve"> </w:t>
@@ -272,11 +284,17 @@
       <w:r>
         <w:t xml:space="preserve">statements, each tied to the hazard it prevents.</w:t>
       </w:r>
-      <w:r>
-        <w:t xml:space="preserve"> </w:t>
-      </w:r>
-      <w:r>
-        <w:t xml:space="preserve">3. (High) As a class, debate, merge, and vote the proposed rules into a Kitchen Safety Contract of eight to ten rules, then demonstrate the whole topic on the Kitchen Safety Exam at 80 percent or better.</w:t>
+    </w:p>
+    <w:p>
+      <w:pPr>
+        <w:numPr>
+          <w:ilvl w:val="0"/>
+          <w:numId w:val="1002"/>
+        </w:numPr>
+        <w:pStyle w:val="Compact"/>
+      </w:pPr>
+      <w:r>
+        <w:t xml:space="preserve">(High) As a class, debate, merge, and vote the proposed rules into a Kitchen Safety Contract of eight to ten rules, then demonstrate the whole topic on the Kitchen Safety Exam at 80 percent or better.</w:t>
       </w:r>
     </w:p>
     <w:p>
@@ -329,23 +347,41 @@
       <w:r>
         <w:t xml:space="preserve">Day 1:</w:t>
       </w:r>
-      <w:r>
-        <w:t xml:space="preserve"> </w:t>
-      </w:r>
-      <w:r>
-        <w:t xml:space="preserve">- Each team’s Hazard Hunt handout with the top-five ranking (Lesson 1.1), returned</w:t>
-      </w:r>
-      <w:r>
-        <w:t xml:space="preserve"> </w:t>
-      </w:r>
-      <w:r>
-        <w:t xml:space="preserve">- Each team’s Fix It strip (Lesson 1.2) and relay answer sheet (Lesson 1.3), returned</w:t>
-      </w:r>
-      <w:r>
-        <w:t xml:space="preserve"> </w:t>
-      </w:r>
-      <w:r>
-        <w:t xml:space="preserve">- Kitchen Safety Contract template, one per student, plus one poster-size copy for the wall:</w:t>
+    </w:p>
+    <w:p>
+      <w:pPr>
+        <w:numPr>
+          <w:ilvl w:val="0"/>
+          <w:numId w:val="1003"/>
+        </w:numPr>
+        <w:pStyle w:val="Compact"/>
+      </w:pPr>
+      <w:r>
+        <w:t xml:space="preserve">Each team’s Hazard Hunt handout with the top-five ranking (Lesson 1.1), returned</w:t>
+      </w:r>
+    </w:p>
+    <w:p>
+      <w:pPr>
+        <w:numPr>
+          <w:ilvl w:val="0"/>
+          <w:numId w:val="1003"/>
+        </w:numPr>
+        <w:pStyle w:val="Compact"/>
+      </w:pPr>
+      <w:r>
+        <w:t xml:space="preserve">Each team’s Fix It strip (Lesson 1.2) and relay answer sheet (Lesson 1.3), returned</w:t>
+      </w:r>
+    </w:p>
+    <w:p>
+      <w:pPr>
+        <w:numPr>
+          <w:ilvl w:val="0"/>
+          <w:numId w:val="1003"/>
+        </w:numPr>
+        <w:pStyle w:val="Compact"/>
+      </w:pPr>
+      <w:r>
+        <w:t xml:space="preserve">Kitchen Safety Contract template, one per student, plus one poster-size copy for the wall:</w:t>
       </w:r>
       <w:r>
         <w:t xml:space="preserve"> </w:t>
@@ -356,17 +392,29 @@
         </w:rPr>
         <w:t xml:space="preserve">Handout 01.04 - Kitchen Safety Contract Template.md</w:t>
       </w:r>
-      <w:r>
-        <w:t xml:space="preserve"> </w:t>
-      </w:r>
-      <w:r>
-        <w:t xml:space="preserve">- Sticky notes, one pad per team, and a marker per team</w:t>
-      </w:r>
-      <w:r>
-        <w:t xml:space="preserve"> </w:t>
-      </w:r>
-      <w:r>
-        <w:t xml:space="preserve">- A spray bottle of sanitizer and two clean cloths for the routine demo</w:t>
+    </w:p>
+    <w:p>
+      <w:pPr>
+        <w:numPr>
+          <w:ilvl w:val="0"/>
+          <w:numId w:val="1003"/>
+        </w:numPr>
+        <w:pStyle w:val="Compact"/>
+      </w:pPr>
+      <w:r>
+        <w:t xml:space="preserve">Sticky notes, one pad per team, and a marker per team</w:t>
+      </w:r>
+    </w:p>
+    <w:p>
+      <w:pPr>
+        <w:numPr>
+          <w:ilvl w:val="0"/>
+          <w:numId w:val="1003"/>
+        </w:numPr>
+        <w:pStyle w:val="Compact"/>
+      </w:pPr>
+      <w:r>
+        <w:t xml:space="preserve">A spray bottle of sanitizer and two clean cloths for the routine demo</w:t>
       </w:r>
       <w:r>
         <w:t xml:space="preserve"> </w:t>
@@ -377,11 +425,17 @@
         </w:rPr>
         <w:t xml:space="preserve">[Sal: whatever the school approves for food surfaces; the SDS goes in the binder from Lesson 1.3]</w:t>
       </w:r>
-      <w:r>
-        <w:t xml:space="preserve"> </w:t>
-      </w:r>
-      <w:r>
-        <w:t xml:space="preserve">- Slides:</w:t>
+    </w:p>
+    <w:p>
+      <w:pPr>
+        <w:numPr>
+          <w:ilvl w:val="0"/>
+          <w:numId w:val="1003"/>
+        </w:numPr>
+        <w:pStyle w:val="Compact"/>
+      </w:pPr>
+      <w:r>
+        <w:t xml:space="preserve">Slides:</w:t>
       </w:r>
       <w:r>
         <w:t xml:space="preserve"> </w:t>
@@ -401,28 +455,46 @@
     </w:p>
     <w:p>
       <w:pPr>
-        <w:pStyle w:val="BodyText"/>
+        <w:pStyle w:val="FirstParagraph"/>
       </w:pPr>
       <w:r>
         <w:t xml:space="preserve">Day 2:</w:t>
       </w:r>
-      <w:r>
-        <w:t xml:space="preserve"> </w:t>
-      </w:r>
-      <w:r>
-        <w:t xml:space="preserve">- The Lesson 1.1 station photos loaded into the Day 2 slides (the review game)</w:t>
-      </w:r>
-      <w:r>
-        <w:t xml:space="preserve"> </w:t>
-      </w:r>
-      <w:r>
-        <w:t xml:space="preserve">- Whiteboards or scrap paper and a marker per team for the quiz show</w:t>
-      </w:r>
-      <w:r>
-        <w:t xml:space="preserve"> </w:t>
-      </w:r>
-      <w:r>
-        <w:t xml:space="preserve">- Kitchen Safety Exam, one per student:</w:t>
+    </w:p>
+    <w:p>
+      <w:pPr>
+        <w:numPr>
+          <w:ilvl w:val="0"/>
+          <w:numId w:val="1004"/>
+        </w:numPr>
+        <w:pStyle w:val="Compact"/>
+      </w:pPr>
+      <w:r>
+        <w:t xml:space="preserve">The Lesson 1.1 station photos loaded into the Day 2 slides (the review game)</w:t>
+      </w:r>
+    </w:p>
+    <w:p>
+      <w:pPr>
+        <w:numPr>
+          <w:ilvl w:val="0"/>
+          <w:numId w:val="1004"/>
+        </w:numPr>
+        <w:pStyle w:val="Compact"/>
+      </w:pPr>
+      <w:r>
+        <w:t xml:space="preserve">Whiteboards or scrap paper and a marker per team for the quiz show</w:t>
+      </w:r>
+    </w:p>
+    <w:p>
+      <w:pPr>
+        <w:numPr>
+          <w:ilvl w:val="0"/>
+          <w:numId w:val="1004"/>
+        </w:numPr>
+        <w:pStyle w:val="Compact"/>
+      </w:pPr>
+      <w:r>
+        <w:t xml:space="preserve">Kitchen Safety Exam, one per student:</w:t>
       </w:r>
       <w:r>
         <w:t xml:space="preserve"> </w:t>
@@ -433,11 +505,17 @@
         </w:rPr>
         <w:t xml:space="preserve">Assessment 01.1 - Kitchen Safety Exam.md</w:t>
       </w:r>
-      <w:r>
-        <w:t xml:space="preserve"> </w:t>
-      </w:r>
-      <w:r>
-        <w:t xml:space="preserve">- Slides:</w:t>
+    </w:p>
+    <w:p>
+      <w:pPr>
+        <w:numPr>
+          <w:ilvl w:val="0"/>
+          <w:numId w:val="1004"/>
+        </w:numPr>
+        <w:pStyle w:val="Compact"/>
+      </w:pPr>
+      <w:r>
+        <w:t xml:space="preserve">Slides:</w:t>
       </w:r>
       <w:r>
         <w:t xml:space="preserve"> </w:t>
@@ -454,17 +532,29 @@
       <w:r>
         <w:t xml:space="preserve">(Day 2 section)</w:t>
       </w:r>
-      <w:r>
-        <w:t xml:space="preserve"> </w:t>
-      </w:r>
-      <w:r>
-        <w:t xml:space="preserve">- Timer visible to the class</w:t>
-      </w:r>
-      <w:r>
-        <w:t xml:space="preserve"> </w:t>
-      </w:r>
-      <w:r>
-        <w:t xml:space="preserve">- Setup notes: Day 1, sort the returned handouts by team before class so each team gets its own stack in ten seconds. Day 2, print the exam single sided with the routine item last, so students who finish early can go back to it. Separate desks for the exam. Allergy check: no food is handled either day.</w:t>
+    </w:p>
+    <w:p>
+      <w:pPr>
+        <w:numPr>
+          <w:ilvl w:val="0"/>
+          <w:numId w:val="1004"/>
+        </w:numPr>
+        <w:pStyle w:val="Compact"/>
+      </w:pPr>
+      <w:r>
+        <w:t xml:space="preserve">Timer visible to the class</w:t>
+      </w:r>
+    </w:p>
+    <w:p>
+      <w:pPr>
+        <w:numPr>
+          <w:ilvl w:val="0"/>
+          <w:numId w:val="1004"/>
+        </w:numPr>
+        <w:pStyle w:val="Compact"/>
+      </w:pPr>
+      <w:r>
+        <w:t xml:space="preserve">Setup notes: Day 1, sort the returned handouts by team before class so each team gets its own stack in ten seconds. Day 2, print the exam single sided with the routine item last, so students who finish early can go back to it. Separate desks for the exam. Allergy check: no food is handled either day.</w:t>
       </w:r>
     </w:p>
     <w:p>
@@ -1105,11 +1195,17 @@
       <w:r>
         <w:t xml:space="preserve">Monitor understanding:</w:t>
       </w:r>
-      <w:r>
-        <w:t xml:space="preserve"> </w:t>
-      </w:r>
-      <w:r>
-        <w:t xml:space="preserve">- What is the difference between</w:t>
+    </w:p>
+    <w:p>
+      <w:pPr>
+        <w:numPr>
+          <w:ilvl w:val="0"/>
+          <w:numId w:val="1005"/>
+        </w:numPr>
+        <w:pStyle w:val="Compact"/>
+      </w:pPr>
+      <w:r>
+        <w:t xml:space="preserve">What is the difference between</w:t>
       </w:r>
       <w:r>
         <w:t xml:space="preserve"> </w:t>
@@ -1144,11 +1240,17 @@
       <w:r>
         <w:t xml:space="preserve">? Which one is the spray bottle?</w:t>
       </w:r>
-      <w:r>
-        <w:t xml:space="preserve"> </w:t>
-      </w:r>
-      <w:r>
-        <w:t xml:space="preserve">- Why does</w:t>
+    </w:p>
+    <w:p>
+      <w:pPr>
+        <w:numPr>
+          <w:ilvl w:val="0"/>
+          <w:numId w:val="1005"/>
+        </w:numPr>
+        <w:pStyle w:val="Compact"/>
+      </w:pPr>
+      <w:r>
+        <w:t xml:space="preserve">Why does</w:t>
       </w:r>
       <w:r>
         <w:t xml:space="preserve"> </w:t>
@@ -1168,11 +1270,17 @@
       <w:r>
         <w:t xml:space="preserve">belong in the middle of the routine and not the end?</w:t>
       </w:r>
-      <w:r>
-        <w:t xml:space="preserve"> </w:t>
-      </w:r>
-      <w:r>
-        <w:t xml:space="preserve">- Your rule says</w:t>
+    </w:p>
+    <w:p>
+      <w:pPr>
+        <w:numPr>
+          <w:ilvl w:val="0"/>
+          <w:numId w:val="1005"/>
+        </w:numPr>
+        <w:pStyle w:val="Compact"/>
+      </w:pPr>
+      <w:r>
+        <w:t xml:space="preserve">Your rule says</w:t>
       </w:r>
       <w:r>
         <w:t xml:space="preserve"> </w:t>
@@ -1195,46 +1303,174 @@
     </w:p>
     <w:p>
       <w:pPr>
+        <w:pStyle w:val="FirstParagraph"/>
+      </w:pPr>
+      <w:r>
+        <w:t xml:space="preserve">Deepen learning:</w:t>
+      </w:r>
+    </w:p>
+    <w:p>
+      <w:pPr>
+        <w:numPr>
+          <w:ilvl w:val="0"/>
+          <w:numId w:val="1006"/>
+        </w:numPr>
+        <w:pStyle w:val="Compact"/>
+      </w:pPr>
+      <w:r>
+        <w:t xml:space="preserve">Who else uses this room? What do they need to find when they walk in?</w:t>
+      </w:r>
+    </w:p>
+    <w:p>
+      <w:pPr>
+        <w:numPr>
+          <w:ilvl w:val="0"/>
+          <w:numId w:val="1006"/>
+        </w:numPr>
+        <w:pStyle w:val="Compact"/>
+      </w:pPr>
+      <w:r>
+        <w:t xml:space="preserve">Why do you think I signed the poster first?</w:t>
+      </w:r>
+    </w:p>
+    <w:p>
+      <w:pPr>
+        <w:numPr>
+          <w:ilvl w:val="0"/>
+          <w:numId w:val="1006"/>
+        </w:numPr>
+        <w:pStyle w:val="Compact"/>
+      </w:pPr>
+      <w:r>
+        <w:t xml:space="preserve">If a teammate breaks a rule on the contract during a lab, what happens, and who says something?</w:t>
+      </w:r>
+    </w:p>
+    <w:p>
+      <w:pPr>
+        <w:pStyle w:val="Heading2"/>
+      </w:pPr>
+      <w:bookmarkStart w:id="30" w:name="check-for-understanding"/>
+      <w:r>
+        <w:t xml:space="preserve">Check for understanding</w:t>
+      </w:r>
+      <w:bookmarkEnd w:id="30"/>
+    </w:p>
+    <w:p>
+      <w:pPr>
+        <w:pStyle w:val="FirstParagraph"/>
+      </w:pPr>
+      <w:r>
+        <w:t xml:space="preserve">Day 1, clipboard checklist during Step 2: for each team, a yes or no on</w:t>
+      </w:r>
+      <w:r>
+        <w:t xml:space="preserve"> </w:t>
+      </w:r>
+      <w:r>
+        <w:t xml:space="preserve">“</w:t>
+      </w:r>
+      <w:r>
+        <w:t xml:space="preserve">each rule starts with We will,</w:t>
+      </w:r>
+      <w:r>
+        <w:t xml:space="preserve">”</w:t>
+      </w:r>
+      <w:r>
+        <w:t xml:space="preserve"> </w:t>
+      </w:r>
+      <w:r>
+        <w:t xml:space="preserve">“</w:t>
+      </w:r>
+      <w:r>
+        <w:t xml:space="preserve">each rule names a hazard,</w:t>
+      </w:r>
+      <w:r>
+        <w:t xml:space="preserve">”</w:t>
+      </w:r>
+      <w:r>
+        <w:t xml:space="preserve"> </w:t>
+      </w:r>
+      <w:r>
+        <w:t xml:space="preserve">and</w:t>
+      </w:r>
+      <w:r>
+        <w:t xml:space="preserve"> </w:t>
+      </w:r>
+      <w:r>
+        <w:t xml:space="preserve">“</w:t>
+      </w:r>
+      <w:r>
+        <w:t xml:space="preserve">each rule could be checked by looking.</w:t>
+      </w:r>
+      <w:r>
+        <w:t xml:space="preserve">”</w:t>
+      </w:r>
+      <w:r>
+        <w:t xml:space="preserve"> </w:t>
+      </w:r>
+      <w:r>
+        <w:t xml:space="preserve">A team with three yeses brings its notes up first. A team with a rule like</w:t>
+      </w:r>
+      <w:r>
+        <w:t xml:space="preserve"> </w:t>
+      </w:r>
+      <w:r>
+        <w:t xml:space="preserve">“</w:t>
+      </w:r>
+      <w:r>
+        <w:t xml:space="preserve">We will be safe</w:t>
+      </w:r>
+      <w:r>
+        <w:t xml:space="preserve">”</w:t>
+      </w:r>
+      <w:r>
+        <w:t xml:space="preserve"> </w:t>
+      </w:r>
+      <w:r>
+        <w:t xml:space="preserve">gets the question</w:t>
+      </w:r>
+      <w:r>
+        <w:t xml:space="preserve"> </w:t>
+      </w:r>
+      <w:r>
+        <w:t xml:space="preserve">“</w:t>
+      </w:r>
+      <w:r>
+        <w:t xml:space="preserve">safe from what?</w:t>
+      </w:r>
+      <w:r>
+        <w:t xml:space="preserve">”</w:t>
+      </w:r>
+      <w:r>
+        <w:t xml:space="preserve"> </w:t>
+      </w:r>
+      <w:r>
+        <w:t xml:space="preserve">and rewrites it.</w:t>
+      </w:r>
+    </w:p>
+    <w:p>
+      <w:pPr>
         <w:pStyle w:val="BodyText"/>
       </w:pPr>
       <w:r>
-        <w:t xml:space="preserve">Deepen learning:</w:t>
-      </w:r>
-      <w:r>
-        <w:t xml:space="preserve"> </w:t>
-      </w:r>
-      <w:r>
-        <w:t xml:space="preserve">- Who else uses this room? What do they need to find when they walk in?</w:t>
-      </w:r>
-      <w:r>
-        <w:t xml:space="preserve"> </w:t>
-      </w:r>
-      <w:r>
-        <w:t xml:space="preserve">- Why do you think I signed the poster first?</w:t>
-      </w:r>
-      <w:r>
-        <w:t xml:space="preserve"> </w:t>
-      </w:r>
-      <w:r>
-        <w:t xml:space="preserve">- If a teammate breaks a rule on the contract during a lab, what happens, and who says something?</w:t>
+        <w:t xml:space="preserve">Day 2: the quiz show is the check. A team that misses the same question twice gets a 30-second re-teach before the exam starts.</w:t>
       </w:r>
     </w:p>
     <w:p>
       <w:pPr>
         <w:pStyle w:val="Heading2"/>
       </w:pPr>
-      <w:bookmarkStart w:id="30" w:name="check-for-understanding"/>
-      <w:r>
-        <w:t xml:space="preserve">Check for understanding</w:t>
-      </w:r>
-      <w:bookmarkEnd w:id="30"/>
+      <w:bookmarkStart w:id="31" w:name="closure-time-4-min-day-1-3-min-day-2"/>
+      <w:r>
+        <w:t xml:space="preserve">Closure (Time: 4 min Day 1; 3 min Day 2)</w:t>
+      </w:r>
+      <w:bookmarkEnd w:id="31"/>
     </w:p>
     <w:p>
       <w:pPr>
         <w:pStyle w:val="FirstParagraph"/>
       </w:pPr>
       <w:r>
-        <w:t xml:space="preserve">Day 1, clipboard checklist during Step 2: for each team, a yes or no on</w:t>
+        <w:t xml:space="preserve">Day 1: 3-2-1 exit card: 3 steps of the sanitation routine, 2 contract rules you think will be hardest to keep, 1 question you want answered before the exam. Three students read a line aloud. The</w:t>
       </w:r>
       <w:r>
         <w:t xml:space="preserve"> </w:t>
@@ -1243,7 +1479,7 @@
         <w:t xml:space="preserve">“</w:t>
       </w:r>
       <w:r>
-        <w:t xml:space="preserve">each rule starts with We will,</w:t>
+        <w:t xml:space="preserve">1 question</w:t>
       </w:r>
       <w:r>
         <w:t xml:space="preserve">”</w:t>
@@ -1252,73 +1488,7 @@
         <w:t xml:space="preserve"> </w:t>
       </w:r>
       <w:r>
-        <w:t xml:space="preserve">“</w:t>
-      </w:r>
-      <w:r>
-        <w:t xml:space="preserve">each rule names a hazard,</w:t>
-      </w:r>
-      <w:r>
-        <w:t xml:space="preserve">”</w:t>
-      </w:r>
-      <w:r>
-        <w:t xml:space="preserve"> </w:t>
-      </w:r>
-      <w:r>
-        <w:t xml:space="preserve">and</w:t>
-      </w:r>
-      <w:r>
-        <w:t xml:space="preserve"> </w:t>
-      </w:r>
-      <w:r>
-        <w:t xml:space="preserve">“</w:t>
-      </w:r>
-      <w:r>
-        <w:t xml:space="preserve">each rule could be checked by looking.</w:t>
-      </w:r>
-      <w:r>
-        <w:t xml:space="preserve">”</w:t>
-      </w:r>
-      <w:r>
-        <w:t xml:space="preserve"> </w:t>
-      </w:r>
-      <w:r>
-        <w:t xml:space="preserve">A team with three yeses brings its notes up first. A team with a rule like</w:t>
-      </w:r>
-      <w:r>
-        <w:t xml:space="preserve"> </w:t>
-      </w:r>
-      <w:r>
-        <w:t xml:space="preserve">“</w:t>
-      </w:r>
-      <w:r>
-        <w:t xml:space="preserve">We will be safe</w:t>
-      </w:r>
-      <w:r>
-        <w:t xml:space="preserve">”</w:t>
-      </w:r>
-      <w:r>
-        <w:t xml:space="preserve"> </w:t>
-      </w:r>
-      <w:r>
-        <w:t xml:space="preserve">gets the question</w:t>
-      </w:r>
-      <w:r>
-        <w:t xml:space="preserve"> </w:t>
-      </w:r>
-      <w:r>
-        <w:t xml:space="preserve">“</w:t>
-      </w:r>
-      <w:r>
-        <w:t xml:space="preserve">safe from what?</w:t>
-      </w:r>
-      <w:r>
-        <w:t xml:space="preserve">”</w:t>
-      </w:r>
-      <w:r>
-        <w:t xml:space="preserve"> </w:t>
-      </w:r>
-      <w:r>
-        <w:t xml:space="preserve">and rewrites it.</w:t>
+        <w:t xml:space="preserve">lines become the Day 2 quiz show’s extra slides.</w:t>
       </w:r>
     </w:p>
     <w:p>
@@ -1326,57 +1496,13 @@
         <w:pStyle w:val="BodyText"/>
       </w:pPr>
       <w:r>
-        <w:t xml:space="preserve">Day 2: the quiz show is the check. A team that misses the same question twice gets a 30-second re-teach before the exam starts.</w:t>
+        <w:t xml:space="preserve">Day 2: after the exam is collected, one-sentence share on a slip: "The one rule I will follow at home this week is ___." Two students read theirs aloud. Tell the class when they will get their scores (next period) and what happens next: passers start Tools and Measuring (Lesson 1.5), and anyone under 80 percent reviews with you for ten minutes and retakes during the next do now.</w:t>
       </w:r>
     </w:p>
     <w:p>
       <w:pPr>
         <w:pStyle w:val="Heading2"/>
       </w:pPr>
-      <w:bookmarkStart w:id="31" w:name="closure-time-4-min-day-1-3-min-day-2"/>
-      <w:r>
-        <w:t xml:space="preserve">Closure (Time: 4 min Day 1; 3 min Day 2)</w:t>
-      </w:r>
-      <w:bookmarkEnd w:id="31"/>
-    </w:p>
-    <w:p>
-      <w:pPr>
-        <w:pStyle w:val="FirstParagraph"/>
-      </w:pPr>
-      <w:r>
-        <w:t xml:space="preserve">Day 1: 3-2-1 exit card: 3 steps of the sanitation routine, 2 contract rules you think will be hardest to keep, 1 question you want answered before the exam. Three students read a line aloud. The</w:t>
-      </w:r>
-      <w:r>
-        <w:t xml:space="preserve"> </w:t>
-      </w:r>
-      <w:r>
-        <w:t xml:space="preserve">“</w:t>
-      </w:r>
-      <w:r>
-        <w:t xml:space="preserve">1 question</w:t>
-      </w:r>
-      <w:r>
-        <w:t xml:space="preserve">”</w:t>
-      </w:r>
-      <w:r>
-        <w:t xml:space="preserve"> </w:t>
-      </w:r>
-      <w:r>
-        <w:t xml:space="preserve">lines become the Day 2 quiz show’s extra slides.</w:t>
-      </w:r>
-    </w:p>
-    <w:p>
-      <w:pPr>
-        <w:pStyle w:val="BodyText"/>
-      </w:pPr>
-      <w:r>
-        <w:t xml:space="preserve">Day 2: after the exam is collected, one-sentence share on a slip: "The one rule I will follow at home this week is ___." Two students read theirs aloud. Tell the class when they will get their scores (next period) and what happens next: passers start Tools and Measuring (Lesson 1.5), and anyone under 80 percent reviews with you for ten minutes and retakes during the next do now.</w:t>
-      </w:r>
-    </w:p>
-    <w:p>
-      <w:pPr>
-        <w:pStyle w:val="Heading2"/>
-      </w:pPr>
       <w:bookmarkStart w:id="32" w:name="differentiation-and-supports"/>
       <w:r>
         <w:t xml:space="preserve">Differentiation and supports</w:t>
@@ -1387,7 +1513,7 @@
       <w:pPr>
         <w:numPr>
           <w:ilvl w:val="0"/>
-          <w:numId w:val="1002"/>
+          <w:numId w:val="1007"/>
         </w:numPr>
         <w:pStyle w:val="Compact"/>
       </w:pPr>
@@ -1411,7 +1537,7 @@
       <w:pPr>
         <w:numPr>
           <w:ilvl w:val="0"/>
-          <w:numId w:val="1002"/>
+          <w:numId w:val="1007"/>
         </w:numPr>
         <w:pStyle w:val="Compact"/>
       </w:pPr>
@@ -1423,7 +1549,7 @@
       <w:pPr>
         <w:numPr>
           <w:ilvl w:val="0"/>
-          <w:numId w:val="1002"/>
+          <w:numId w:val="1007"/>
         </w:numPr>
         <w:pStyle w:val="Compact"/>
       </w:pPr>
@@ -1435,7 +1561,7 @@
       <w:pPr>
         <w:numPr>
           <w:ilvl w:val="0"/>
-          <w:numId w:val="1002"/>
+          <w:numId w:val="1007"/>
         </w:numPr>
         <w:pStyle w:val="Compact"/>
       </w:pPr>
@@ -1483,7 +1609,7 @@
       <w:pPr>
         <w:numPr>
           <w:ilvl w:val="0"/>
-          <w:numId w:val="1002"/>
+          <w:numId w:val="1007"/>
         </w:numPr>
         <w:pStyle w:val="Compact"/>
       </w:pPr>
@@ -1495,7 +1621,7 @@
       <w:pPr>
         <w:numPr>
           <w:ilvl w:val="0"/>
-          <w:numId w:val="1002"/>
+          <w:numId w:val="1007"/>
         </w:numPr>
         <w:pStyle w:val="Compact"/>
       </w:pPr>
@@ -1855,7 +1981,7 @@
       <w:pPr>
         <w:numPr>
           <w:ilvl w:val="0"/>
-          <w:numId w:val="1003"/>
+          <w:numId w:val="1008"/>
         </w:numPr>
         <w:pStyle w:val="Compact"/>
       </w:pPr>
@@ -1879,7 +2005,7 @@
       <w:pPr>
         <w:numPr>
           <w:ilvl w:val="0"/>
-          <w:numId w:val="1003"/>
+          <w:numId w:val="1008"/>
         </w:numPr>
         <w:pStyle w:val="Compact"/>
       </w:pPr>
@@ -1891,7 +2017,7 @@
       <w:pPr>
         <w:numPr>
           <w:ilvl w:val="0"/>
-          <w:numId w:val="1003"/>
+          <w:numId w:val="1008"/>
         </w:numPr>
         <w:pStyle w:val="Compact"/>
       </w:pPr>
@@ -1924,7 +2050,7 @@
       <w:pPr>
         <w:numPr>
           <w:ilvl w:val="0"/>
-          <w:numId w:val="1003"/>
+          <w:numId w:val="1008"/>
         </w:numPr>
         <w:pStyle w:val="Compact"/>
       </w:pPr>
@@ -1936,7 +2062,7 @@
       <w:pPr>
         <w:numPr>
           <w:ilvl w:val="0"/>
-          <w:numId w:val="1003"/>
+          <w:numId w:val="1008"/>
         </w:numPr>
         <w:pStyle w:val="Compact"/>
       </w:pPr>
@@ -1957,7 +2083,7 @@
       <w:pPr>
         <w:numPr>
           <w:ilvl w:val="0"/>
-          <w:numId w:val="1003"/>
+          <w:numId w:val="1008"/>
         </w:numPr>
         <w:pStyle w:val="Compact"/>
       </w:pPr>
@@ -1979,7 +2105,7 @@
       <w:pPr>
         <w:numPr>
           <w:ilvl w:val="0"/>
-          <w:numId w:val="1004"/>
+          <w:numId w:val="1009"/>
         </w:numPr>
         <w:pStyle w:val="Compact"/>
       </w:pPr>
@@ -1991,7 +2117,7 @@
       <w:pPr>
         <w:numPr>
           <w:ilvl w:val="0"/>
-          <w:numId w:val="1004"/>
+          <w:numId w:val="1009"/>
         </w:numPr>
         <w:pStyle w:val="Compact"/>
       </w:pPr>
@@ -2003,7 +2129,7 @@
       <w:pPr>
         <w:numPr>
           <w:ilvl w:val="0"/>
-          <w:numId w:val="1004"/>
+          <w:numId w:val="1009"/>
         </w:numPr>
         <w:pStyle w:val="Compact"/>
       </w:pPr>
@@ -2057,7 +2183,7 @@
       <w:pPr>
         <w:numPr>
           <w:ilvl w:val="0"/>
-          <w:numId w:val="1004"/>
+          <w:numId w:val="1009"/>
         </w:numPr>
         <w:pStyle w:val="Compact"/>
       </w:pPr>
@@ -2069,7 +2195,7 @@
       <w:pPr>
         <w:numPr>
           <w:ilvl w:val="0"/>
-          <w:numId w:val="1004"/>
+          <w:numId w:val="1009"/>
         </w:numPr>
         <w:pStyle w:val="Compact"/>
       </w:pPr>
@@ -2081,7 +2207,7 @@
       <w:pPr>
         <w:numPr>
           <w:ilvl w:val="0"/>
-          <w:numId w:val="1004"/>
+          <w:numId w:val="1009"/>
         </w:numPr>
         <w:pStyle w:val="Compact"/>
       </w:pPr>
@@ -2096,7 +2222,7 @@
       <w:pPr>
         <w:numPr>
           <w:ilvl w:val="0"/>
-          <w:numId w:val="1004"/>
+          <w:numId w:val="1009"/>
         </w:numPr>
         <w:pStyle w:val="Compact"/>
       </w:pPr>
@@ -2389,6 +2515,118 @@
       </w:pPr>
     </w:lvl>
   </w:abstractNum>
+  <w:abstractNum w:abstractNumId="99411">
+    <w:nsid w:val="71315dca"/>
+    <w:multiLevelType w:val="multilevel"/>
+    <w:lvl w:ilvl="0">
+      <w:start w:val="1"/>
+      <w:numFmt w:val="decimal"/>
+      <w:lvlText w:val="%1."/>
+      <w:lvlJc w:val="left"/>
+      <w:pPr>
+        <w:tabs>
+          <w:tab w:val="num" w:pos="0"/>
+        </w:tabs>
+        <w:ind w:left="480" w:hanging="480"/>
+      </w:pPr>
+    </w:lvl>
+    <w:lvl w:ilvl="1">
+      <w:start w:val="1"/>
+      <w:numFmt w:val="decimal"/>
+      <w:lvlText w:val="%2."/>
+      <w:lvlJc w:val="left"/>
+      <w:pPr>
+        <w:tabs>
+          <w:tab w:val="num" w:pos="720"/>
+        </w:tabs>
+        <w:ind w:left="1200" w:hanging="480"/>
+      </w:pPr>
+    </w:lvl>
+    <w:lvl w:ilvl="2">
+      <w:start w:val="1"/>
+      <w:numFmt w:val="decimal"/>
+      <w:lvlText w:val="%3."/>
+      <w:lvlJc w:val="left"/>
+      <w:pPr>
+        <w:tabs>
+          <w:tab w:val="num" w:pos="1440"/>
+        </w:tabs>
+        <w:ind w:left="1920" w:hanging="480"/>
+      </w:pPr>
+    </w:lvl>
+    <w:lvl w:ilvl="3">
+      <w:start w:val="1"/>
+      <w:numFmt w:val="decimal"/>
+      <w:lvlText w:val="%4."/>
+      <w:lvlJc w:val="left"/>
+      <w:pPr>
+        <w:tabs>
+          <w:tab w:val="num" w:pos="2160"/>
+        </w:tabs>
+        <w:ind w:left="2640" w:hanging="480"/>
+      </w:pPr>
+    </w:lvl>
+    <w:lvl w:ilvl="4">
+      <w:start w:val="1"/>
+      <w:numFmt w:val="decimal"/>
+      <w:lvlText w:val="%5."/>
+      <w:lvlJc w:val="left"/>
+      <w:pPr>
+        <w:tabs>
+          <w:tab w:val="num" w:pos="2880"/>
+        </w:tabs>
+        <w:ind w:left="3360" w:hanging="480"/>
+      </w:pPr>
+    </w:lvl>
+    <w:lvl w:ilvl="5">
+      <w:start w:val="1"/>
+      <w:numFmt w:val="decimal"/>
+      <w:lvlText w:val="%6."/>
+      <w:lvlJc w:val="left"/>
+      <w:pPr>
+        <w:tabs>
+          <w:tab w:val="num" w:pos="3600"/>
+        </w:tabs>
+        <w:ind w:left="4080" w:hanging="480"/>
+      </w:pPr>
+    </w:lvl>
+    <w:lvl w:ilvl="6">
+      <w:start w:val="1"/>
+      <w:numFmt w:val="decimal"/>
+      <w:lvlText w:val="%7."/>
+      <w:lvlJc w:val="left"/>
+      <w:pPr>
+        <w:tabs>
+          <w:tab w:val="num" w:pos="4320"/>
+        </w:tabs>
+        <w:ind w:left="4800" w:hanging="480"/>
+      </w:pPr>
+    </w:lvl>
+    <w:lvl w:ilvl="7">
+      <w:start w:val="1"/>
+      <w:numFmt w:val="decimal"/>
+      <w:lvlText w:val="%8."/>
+      <w:lvlJc w:val="left"/>
+      <w:pPr>
+        <w:tabs>
+          <w:tab w:val="num" w:pos="5040"/>
+        </w:tabs>
+        <w:ind w:left="5520" w:hanging="480"/>
+      </w:pPr>
+    </w:lvl>
+    <w:lvl w:ilvl="8">
+      <w:start w:val="1"/>
+      <w:numFmt w:val="decimal"/>
+      <w:lvlText w:val="%9."/>
+      <w:lvlJc w:val="left"/>
+      <w:pPr>
+        <w:tabs>
+          <w:tab w:val="num" w:pos="5760"/>
+        </w:tabs>
+        <w:ind w:left="6240" w:hanging="480"/>
+      </w:pPr>
+    </w:lvl>
+  </w:abstractNum>
   <w:num w:numId="1000">
     <w:abstractNumId w:val="990"/>
   </w:num>
@@ -2396,12 +2634,54 @@
     <w:abstractNumId w:val="991"/>
   </w:num>
   <w:num w:numId="1002">
-    <w:abstractNumId w:val="991"/>
+    <w:abstractNumId w:val="99411"/>
+    <w:lvlOverride w:ilvl="0">
+      <w:startOverride w:val="1"/>
+    </w:lvlOverride>
+    <w:lvlOverride w:ilvl="1">
+      <w:startOverride w:val="1"/>
+    </w:lvlOverride>
+    <w:lvlOverride w:ilvl="2">
+      <w:startOverride w:val="1"/>
+    </w:lvlOverride>
+    <w:lvlOverride w:ilvl="3">
+      <w:startOverride w:val="1"/>
+    </w:lvlOverride>
+    <w:lvlOverride w:ilvl="4">
+      <w:startOverride w:val="1"/>
+    </w:lvlOverride>
+    <w:lvlOverride w:ilvl="5">
+      <w:startOverride w:val="1"/>
+    </w:lvlOverride>
+    <w:lvlOverride w:ilvl="6">
+      <w:startOverride w:val="1"/>
+    </w:lvlOverride>
+    <w:lvlOverride w:ilvl="7">
+      <w:startOverride w:val="1"/>
+    </w:lvlOverride>
+    <w:lvlOverride w:ilvl="8">
+      <w:startOverride w:val="1"/>
+    </w:lvlOverride>
   </w:num>
   <w:num w:numId="1003">
     <w:abstractNumId w:val="991"/>
   </w:num>
   <w:num w:numId="1004">
+    <w:abstractNumId w:val="991"/>
+  </w:num>
+  <w:num w:numId="1005">
+    <w:abstractNumId w:val="991"/>
+  </w:num>
+  <w:num w:numId="1006">
+    <w:abstractNumId w:val="991"/>
+  </w:num>
+  <w:num w:numId="1007">
+    <w:abstractNumId w:val="991"/>
+  </w:num>
+  <w:num w:numId="1008">
+    <w:abstractNumId w:val="991"/>
+  </w:num>
+  <w:num w:numId="1009">
     <w:abstractNumId w:val="991"/>
   </w:num>
 </w:numbering>

--- a/downloads/teacher/04 Units/Unit 01 - Nutrition and Wellness - Kitchen Skills and Smart Eating/Lesson 01.04 - The Kitchen Safety Contract and Exam.docx
+++ b/downloads/teacher/04 Units/Unit 01 - Nutrition and Wellness - Kitchen Skills and Smart Eating/Lesson 01.04 - The Kitchen Safety Contract and Exam.docx
@@ -416,15 +416,6 @@
       <w:r>
         <w:t xml:space="preserve">A spray bottle of sanitizer and two clean cloths for the routine demo</w:t>
       </w:r>
-      <w:r>
-        <w:t xml:space="preserve"> </w:t>
-      </w:r>
-      <w:r>
-        <w:rPr>
-          <w:rStyle w:val="TeacherNote"/>
-        </w:rPr>
-        <w:t xml:space="preserve">[Sal: whatever the school approves for food surfaces; the SDS goes in the binder from Lesson 1.3]</w:t>
-      </w:r>
     </w:p>
     <w:p>
       <w:pPr>
@@ -641,15 +632,6 @@
       </w:r>
       <w:r>
         <w:t xml:space="preserve">”</w:t>
-      </w:r>
-      <w:r>
-        <w:t xml:space="preserve"> </w:t>
-      </w:r>
-      <w:r>
-        <w:rPr>
-          <w:rStyle w:val="TeacherNote"/>
-        </w:rPr>
-        <w:t xml:space="preserve">[Sal: tell as much of the real story as you want, without names.]</w:t>
       </w:r>
     </w:p>
     <w:p>
@@ -2036,15 +2018,6 @@
       <w:r>
         <w:t xml:space="preserve">, section 2.</w:t>
       </w:r>
-      <w:r>
-        <w:t xml:space="preserve"> </w:t>
-      </w:r>
-      <w:r>
-        <w:rPr>
-          <w:rStyle w:val="TeacherNote"/>
-        </w:rPr>
-        <w:t xml:space="preserve">[Sal: confirm against the NYSED PDF.]</w:t>
-      </w:r>
     </w:p>
     <w:p>
       <w:pPr>
@@ -2088,7 +2061,7 @@
         <w:pStyle w:val="Compact"/>
       </w:pPr>
       <w:r>
-        <w:t xml:space="preserve">Sal’s own materials: the reset cue, the role cards, the station-of-seven layout, and the Brentwood observation notes about the shared room (Education/TeachingWork/LessonPlans) shape the routine and the story.</w:t>
+        <w:t xml:space="preserve">My own materials: the reset cue, the role cards, the station-of-seven layout, and my observation notes about the shared room shape the routine and the story.</w:t>
       </w:r>
     </w:p>
     <w:p>
@@ -2201,21 +2174,6 @@
       </w:pPr>
       <w:r>
         <w:t xml:space="preserve">Retake logistics: the retake is the same exam with the scenarios swapped for the two spare ones on the key. Ten minutes of review with the exit cards first. Most retakes pass the second time. A student who fails twice is usually a reading problem, not a safety problem; give the oral version.</w:t>
-      </w:r>
-    </w:p>
-    <w:p>
-      <w:pPr>
-        <w:numPr>
-          <w:ilvl w:val="0"/>
-          <w:numId w:val="1009"/>
-        </w:numPr>
-        <w:pStyle w:val="Compact"/>
-      </w:pPr>
-      <w:r>
-        <w:rPr>
-          <w:rStyle w:val="TeacherNote"/>
-        </w:rPr>
-        <w:t xml:space="preserve">[Sal: your Brentwood role cards (Head Chef, Sous Chef, and so on) start in Lesson 1.5. If you want the contract to name who does the station check on each team, add a line to the poster on Day 1.]</w:t>
       </w:r>
     </w:p>
     <w:p>
